--- a/assets/AugustLyster_CV_ENG.docx
+++ b/assets/AugustLyster_CV_ENG.docx
@@ -133,6 +133,7 @@
           <w:p>
             <w:pPr>
               <w:rPr>
+                <w:rFonts w:ascii="Times New Roman" w:hAnsi="Times New Roman" w:cs="Times New Roman"/>
                 <w:noProof/>
                 <w:sz w:val="20"/>
                 <w:szCs w:val="20"/>
@@ -193,27 +194,7 @@
                 <w:szCs w:val="20"/>
                 <w:lang w:bidi="da-DK"/>
               </w:rPr>
-              <w:t xml:space="preserve">Analytical and curious BSc Business Administration and Information Technology student at CBS with strong interest in AI, data analysis, and process automation. Experienced in developing and optimizing data workflows using </w:t>
-            </w:r>
-            <w:r>
-              <w:rPr>
-                <w:rFonts w:ascii="Times New Roman" w:hAnsi="Times New Roman" w:cs="Times New Roman"/>
-                <w:noProof/>
-                <w:sz w:val="20"/>
-                <w:szCs w:val="20"/>
-                <w:lang w:bidi="da-DK"/>
-              </w:rPr>
-              <w:t>Excel</w:t>
-            </w:r>
-            <w:r>
-              <w:rPr>
-                <w:rFonts w:ascii="Times New Roman" w:hAnsi="Times New Roman" w:cs="Times New Roman"/>
-                <w:noProof/>
-                <w:sz w:val="20"/>
-                <w:szCs w:val="20"/>
-                <w:lang w:bidi="da-DK"/>
-              </w:rPr>
-              <w:t xml:space="preserve"> and SQL, and in turning complex data into actionable business insights. Passionate about applying AI and automation to improve decision-making and create value across business functions, for example by pitching an IT project to Joe &amp; the Juice’s CTO</w:t>
+              <w:t>Analytical and curious BSc Business Administration and Information Technology student at CBS with hands-on experience in AI adoption, digital transformation and generative AI. Currently leading AI agent deployment and Microsoft Copilot rollout across an international organization at AJ Vaccines. Combines technical expertise from real-world consulting and IT sales with the ability to translate complex technology into tangible business value for both technical and non-technical stakeholders.</w:t>
             </w:r>
           </w:p>
         </w:tc>
@@ -748,32 +729,32 @@
                 <w:b/>
                 <w:bCs/>
                 <w:noProof/>
-                <w:sz w:val="17"/>
-                <w:szCs w:val="17"/>
-              </w:rPr>
-              <w:t>PERSONAL</w:t>
-            </w:r>
-            <w:r>
-              <w:rPr>
-                <w:rFonts w:ascii="Times New Roman" w:hAnsi="Times New Roman" w:cs="Times New Roman"/>
-                <w:b/>
-                <w:bCs/>
-                <w:noProof/>
-                <w:sz w:val="17"/>
-                <w:szCs w:val="17"/>
-              </w:rPr>
-              <w:t xml:space="preserve"> </w:t>
-            </w:r>
-            <w:r>
-              <w:rPr>
-                <w:rFonts w:ascii="Times New Roman" w:hAnsi="Times New Roman" w:cs="Times New Roman"/>
-                <w:b/>
-                <w:bCs/>
-                <w:noProof/>
-                <w:sz w:val="17"/>
-                <w:szCs w:val="17"/>
-              </w:rPr>
-              <w:t xml:space="preserve">PROJECTS </w:t>
+                <w:sz w:val="18"/>
+                <w:szCs w:val="18"/>
+              </w:rPr>
+              <w:t>WORK</w:t>
+            </w:r>
+            <w:r>
+              <w:rPr>
+                <w:rFonts w:ascii="Times New Roman" w:hAnsi="Times New Roman" w:cs="Times New Roman"/>
+                <w:b/>
+                <w:bCs/>
+                <w:noProof/>
+                <w:sz w:val="18"/>
+                <w:szCs w:val="18"/>
+              </w:rPr>
+              <w:t xml:space="preserve"> E</w:t>
+            </w:r>
+            <w:r>
+              <w:rPr>
+                <w:rFonts w:ascii="Times New Roman" w:hAnsi="Times New Roman" w:cs="Times New Roman"/>
+                <w:b/>
+                <w:bCs/>
+                <w:noProof/>
+                <w:sz w:val="18"/>
+                <w:szCs w:val="18"/>
+              </w:rPr>
+              <w:t>XPERIENCE</w:t>
             </w:r>
           </w:p>
         </w:tc>
@@ -818,6 +799,24 @@
                 <w:szCs w:val="18"/>
               </w:rPr>
             </w:pPr>
+            <w:r>
+              <w:rPr>
+                <w:rFonts w:ascii="Times New Roman" w:hAnsi="Times New Roman" w:cs="Times New Roman"/>
+                <w:noProof/>
+                <w:sz w:val="20"/>
+                <w:szCs w:val="20"/>
+              </w:rPr>
+              <w:t xml:space="preserve">April 2026 - </w:t>
+            </w:r>
+            <w:r>
+              <w:rPr>
+                <w:rFonts w:ascii="Times New Roman" w:hAnsi="Times New Roman" w:cs="Times New Roman"/>
+                <w:noProof/>
+                <w:sz w:val="20"/>
+                <w:szCs w:val="20"/>
+              </w:rPr>
+              <w:t>Present</w:t>
+            </w:r>
           </w:p>
         </w:tc>
         <w:tc>
@@ -829,49 +828,23 @@
             <w:pPr>
               <w:rPr>
                 <w:rFonts w:ascii="Times New Roman" w:hAnsi="Times New Roman" w:cs="Times New Roman"/>
-                <w:caps/>
-                <w:strike/>
-                <w:noProof/>
-                <w:sz w:val="20"/>
-                <w:szCs w:val="20"/>
-              </w:rPr>
-            </w:pPr>
-            <w:r>
-              <w:rPr>
-                <w:rFonts w:ascii="Times New Roman" w:hAnsi="Times New Roman" w:cs="Times New Roman"/>
-                <w:caps/>
-                <w:noProof/>
-                <w:sz w:val="20"/>
-                <w:szCs w:val="20"/>
-              </w:rPr>
-              <w:t>AI</w:t>
-            </w:r>
-            <w:r>
-              <w:rPr>
-                <w:rFonts w:ascii="Times New Roman" w:hAnsi="Times New Roman" w:cs="Times New Roman"/>
-                <w:noProof/>
-                <w:sz w:val="20"/>
-                <w:szCs w:val="20"/>
-              </w:rPr>
-              <w:t>-driv</w:t>
-            </w:r>
-            <w:r>
-              <w:rPr>
-                <w:rFonts w:ascii="Times New Roman" w:hAnsi="Times New Roman" w:cs="Times New Roman"/>
-                <w:noProof/>
-                <w:sz w:val="20"/>
-                <w:szCs w:val="20"/>
-              </w:rPr>
-              <w:t>e</w:t>
-            </w:r>
-            <w:r>
-              <w:rPr>
-                <w:rFonts w:ascii="Times New Roman" w:hAnsi="Times New Roman" w:cs="Times New Roman"/>
-                <w:noProof/>
-                <w:sz w:val="20"/>
-                <w:szCs w:val="20"/>
-              </w:rPr>
-              <w:t>n trading bot</w:t>
+                <w:b/>
+                <w:bCs/>
+                <w:noProof/>
+                <w:sz w:val="18"/>
+                <w:szCs w:val="18"/>
+              </w:rPr>
+            </w:pPr>
+            <w:r>
+              <w:rPr>
+                <w:rFonts w:ascii="Times New Roman" w:hAnsi="Times New Roman" w:cs="Times New Roman"/>
+                <w:b/>
+                <w:bCs/>
+                <w:noProof/>
+                <w:sz w:val="18"/>
+                <w:szCs w:val="18"/>
+              </w:rPr>
+              <w:t>Student Assistant, AI &amp; Digital Development - AJ Vaccines</w:t>
             </w:r>
           </w:p>
           <w:p>
@@ -893,8 +866,35 @@
               <w:rPr>
                 <w:rFonts w:ascii="Times New Roman" w:hAnsi="Times New Roman" w:cs="Times New Roman"/>
                 <w:noProof/>
-                <w:sz w:val="19"/>
-                <w:szCs w:val="19"/>
+                <w:sz w:val="18"/>
+                <w:szCs w:val="18"/>
+              </w:rPr>
+              <w:t>Leading AI adoption across the organization</w:t>
+            </w:r>
+            <w:r>
+              <w:rPr>
+                <w:rFonts w:ascii="Times New Roman" w:hAnsi="Times New Roman" w:cs="Times New Roman"/>
+                <w:noProof/>
+                <w:sz w:val="18"/>
+                <w:szCs w:val="18"/>
+              </w:rPr>
+              <w:t>.</w:t>
+            </w:r>
+            <w:r>
+              <w:rPr>
+                <w:rFonts w:ascii="Times New Roman" w:hAnsi="Times New Roman" w:cs="Times New Roman"/>
+                <w:noProof/>
+                <w:sz w:val="18"/>
+                <w:szCs w:val="18"/>
+              </w:rPr>
+              <w:t xml:space="preserve"> </w:t>
+            </w:r>
+            <w:r>
+              <w:rPr>
+                <w:rFonts w:ascii="Times New Roman" w:hAnsi="Times New Roman" w:cs="Times New Roman"/>
+                <w:noProof/>
+                <w:sz w:val="18"/>
+                <w:szCs w:val="18"/>
               </w:rPr>
               <w:t>D</w:t>
             </w:r>
@@ -902,37 +902,10 @@
               <w:rPr>
                 <w:rFonts w:ascii="Times New Roman" w:hAnsi="Times New Roman" w:cs="Times New Roman"/>
                 <w:noProof/>
-                <w:sz w:val="19"/>
-                <w:szCs w:val="19"/>
-              </w:rPr>
-              <w:t>eveloped an AI trading</w:t>
-            </w:r>
-            <w:r>
-              <w:rPr>
-                <w:rFonts w:ascii="Times New Roman" w:hAnsi="Times New Roman" w:cs="Times New Roman"/>
-                <w:noProof/>
-                <w:sz w:val="19"/>
-                <w:szCs w:val="19"/>
-              </w:rPr>
-              <w:t>-</w:t>
-            </w:r>
-            <w:r>
-              <w:rPr>
-                <w:rFonts w:ascii="Times New Roman" w:hAnsi="Times New Roman" w:cs="Times New Roman"/>
-                <w:noProof/>
-                <w:sz w:val="19"/>
-                <w:szCs w:val="19"/>
-              </w:rPr>
-              <w:t>bot in Python, automatically collecting and analyzing market data</w:t>
-            </w:r>
-            <w:r>
-              <w:rPr>
-                <w:rFonts w:ascii="Times New Roman" w:hAnsi="Times New Roman" w:cs="Times New Roman"/>
-                <w:noProof/>
-                <w:sz w:val="19"/>
-                <w:szCs w:val="19"/>
-              </w:rPr>
-              <w:t>.</w:t>
+                <w:sz w:val="18"/>
+                <w:szCs w:val="18"/>
+              </w:rPr>
+              <w:t>eploying AI agents, developing automated workflows and training employees in Microsoft Copilot and generative AI.</w:t>
             </w:r>
           </w:p>
         </w:tc>
@@ -962,6 +935,33 @@
                 <w:szCs w:val="18"/>
               </w:rPr>
             </w:pPr>
+            <w:r>
+              <w:rPr>
+                <w:rFonts w:ascii="Times New Roman" w:hAnsi="Times New Roman" w:cs="Times New Roman"/>
+                <w:noProof/>
+                <w:sz w:val="20"/>
+                <w:szCs w:val="20"/>
+              </w:rPr>
+              <w:t xml:space="preserve">Sep. 2025 - </w:t>
+            </w:r>
+            <w:r>
+              <w:rPr>
+                <w:rFonts w:ascii="Times New Roman" w:hAnsi="Times New Roman" w:cs="Times New Roman"/>
+                <w:noProof/>
+                <w:sz w:val="20"/>
+                <w:szCs w:val="20"/>
+              </w:rPr>
+              <w:t>March</w:t>
+            </w:r>
+            <w:r>
+              <w:rPr>
+                <w:rFonts w:ascii="Times New Roman" w:hAnsi="Times New Roman" w:cs="Times New Roman"/>
+                <w:noProof/>
+                <w:sz w:val="20"/>
+                <w:szCs w:val="20"/>
+              </w:rPr>
+              <w:t xml:space="preserve"> 2026</w:t>
+            </w:r>
           </w:p>
         </w:tc>
         <w:tc>
@@ -976,19 +976,23 @@
             <w:pPr>
               <w:rPr>
                 <w:rFonts w:ascii="Times New Roman" w:hAnsi="Times New Roman" w:cs="Times New Roman"/>
-                <w:noProof/>
-                <w:sz w:val="20"/>
-                <w:szCs w:val="20"/>
-              </w:rPr>
-            </w:pPr>
-            <w:r>
-              <w:rPr>
-                <w:rFonts w:ascii="Times New Roman" w:hAnsi="Times New Roman" w:cs="Times New Roman"/>
-                <w:noProof/>
-                <w:sz w:val="20"/>
-                <w:szCs w:val="20"/>
-              </w:rPr>
-              <w:t>Automated workflow solutions</w:t>
+                <w:b/>
+                <w:bCs/>
+                <w:noProof/>
+                <w:sz w:val="18"/>
+                <w:szCs w:val="18"/>
+              </w:rPr>
+            </w:pPr>
+            <w:r>
+              <w:rPr>
+                <w:rFonts w:ascii="Times New Roman" w:hAnsi="Times New Roman" w:cs="Times New Roman"/>
+                <w:b/>
+                <w:bCs/>
+                <w:noProof/>
+                <w:sz w:val="18"/>
+                <w:szCs w:val="18"/>
+              </w:rPr>
+              <w:t>Student Assistant / Business Development Outreach - Opiniosec</w:t>
             </w:r>
           </w:p>
           <w:p>
@@ -1009,19 +1013,10 @@
               <w:rPr>
                 <w:rFonts w:ascii="Times New Roman" w:hAnsi="Times New Roman" w:cs="Times New Roman"/>
                 <w:noProof/>
-                <w:sz w:val="19"/>
-                <w:szCs w:val="19"/>
-              </w:rPr>
-              <w:t>Automated repetitive business processes using Microsoft Power Automate, including integrations and flows across the M365 environment</w:t>
-            </w:r>
-            <w:r>
-              <w:rPr>
-                <w:rFonts w:ascii="Times New Roman" w:hAnsi="Times New Roman" w:cs="Times New Roman"/>
-                <w:noProof/>
-                <w:sz w:val="19"/>
-                <w:szCs w:val="19"/>
-              </w:rPr>
-              <w:t>.</w:t>
+                <w:sz w:val="18"/>
+                <w:szCs w:val="18"/>
+              </w:rPr>
+              <w:t>Operating at the intersection of complex IT solutions and client-facing sales. Primary responsibility is identifying customer needs and presenting our technical solutions.</w:t>
             </w:r>
           </w:p>
         </w:tc>
@@ -1061,7 +1056,29 @@
                 <w:sz w:val="17"/>
                 <w:szCs w:val="17"/>
               </w:rPr>
-              <w:t>WORK EXPERIENCE</w:t>
+              <w:t>PERSONAL</w:t>
+            </w:r>
+            <w:r>
+              <w:rPr>
+                <w:rFonts w:ascii="Times New Roman" w:hAnsi="Times New Roman" w:cs="Times New Roman"/>
+                <w:b/>
+                <w:bCs/>
+                <w:noProof/>
+                <w:sz w:val="17"/>
+                <w:szCs w:val="17"/>
+              </w:rPr>
+              <w:t xml:space="preserve"> PROJECT</w:t>
+            </w:r>
+            <w:r>
+              <w:rPr>
+                <w:rFonts w:ascii="Times New Roman" w:hAnsi="Times New Roman" w:cs="Times New Roman"/>
+                <w:b/>
+                <w:bCs/>
+                <w:noProof/>
+                <w:sz w:val="17"/>
+                <w:szCs w:val="17"/>
+              </w:rPr>
+              <w:t>S</w:t>
             </w:r>
           </w:p>
         </w:tc>
@@ -1094,9 +1111,6 @@
           <w:tcPr>
             <w:tcW w:w="932" w:type="pct"/>
             <w:gridSpan w:val="2"/>
-            <w:tcBorders>
-              <w:top w:val="single" w:sz="4" w:space="0" w:color="auto"/>
-            </w:tcBorders>
           </w:tcPr>
           <w:p>
             <w:pPr>
@@ -1107,117 +1121,111 @@
                 <w:szCs w:val="17"/>
               </w:rPr>
             </w:pPr>
-            <w:r>
-              <w:rPr>
-                <w:rFonts w:ascii="Times New Roman" w:hAnsi="Times New Roman" w:cs="Times New Roman"/>
-                <w:noProof/>
-                <w:sz w:val="17"/>
-                <w:szCs w:val="17"/>
-              </w:rPr>
-              <w:t>September</w:t>
-            </w:r>
-            <w:r>
-              <w:rPr>
-                <w:rFonts w:ascii="Times New Roman" w:hAnsi="Times New Roman" w:cs="Times New Roman"/>
-                <w:noProof/>
-                <w:sz w:val="17"/>
-                <w:szCs w:val="17"/>
-              </w:rPr>
-              <w:t xml:space="preserve"> 2025 - Present</w:t>
-            </w:r>
           </w:p>
         </w:tc>
         <w:tc>
           <w:tcPr>
             <w:tcW w:w="3158" w:type="pct"/>
             <w:gridSpan w:val="6"/>
-            <w:tcBorders>
-              <w:top w:val="single" w:sz="4" w:space="0" w:color="auto"/>
-            </w:tcBorders>
-          </w:tcPr>
-          <w:p>
-            <w:pPr>
-              <w:rPr>
-                <w:rFonts w:ascii="Times New Roman" w:hAnsi="Times New Roman" w:cs="Times New Roman"/>
-                <w:b/>
-                <w:bCs/>
-                <w:noProof/>
-                <w:sz w:val="18"/>
-                <w:szCs w:val="18"/>
-              </w:rPr>
-            </w:pPr>
-            <w:r>
-              <w:rPr>
-                <w:rFonts w:ascii="Times New Roman" w:hAnsi="Times New Roman" w:cs="Times New Roman"/>
-                <w:b/>
-                <w:bCs/>
-                <w:noProof/>
-                <w:sz w:val="18"/>
-                <w:szCs w:val="18"/>
-              </w:rPr>
-              <w:t xml:space="preserve">Student Assistant </w:t>
-            </w:r>
-            <w:r>
-              <w:rPr>
-                <w:rFonts w:ascii="Times New Roman" w:hAnsi="Times New Roman" w:cs="Times New Roman"/>
-                <w:b/>
-                <w:bCs/>
-                <w:noProof/>
-                <w:sz w:val="18"/>
-                <w:szCs w:val="18"/>
-              </w:rPr>
-              <w:t>/ Business Development Outreach</w:t>
-            </w:r>
-            <w:r>
-              <w:rPr>
-                <w:rFonts w:ascii="Times New Roman" w:hAnsi="Times New Roman" w:cs="Times New Roman"/>
-                <w:b/>
-                <w:bCs/>
-                <w:noProof/>
-                <w:sz w:val="18"/>
-                <w:szCs w:val="18"/>
-              </w:rPr>
-              <w:t xml:space="preserve"> </w:t>
-            </w:r>
-            <w:r>
-              <w:rPr>
-                <w:rFonts w:ascii="Times New Roman" w:hAnsi="Times New Roman" w:cs="Times New Roman"/>
-                <w:b/>
-                <w:bCs/>
-                <w:noProof/>
-                <w:sz w:val="18"/>
-                <w:szCs w:val="18"/>
-              </w:rPr>
-              <w:t>O</w:t>
-            </w:r>
-            <w:r>
-              <w:rPr>
-                <w:rFonts w:ascii="Times New Roman" w:hAnsi="Times New Roman" w:cs="Times New Roman"/>
-                <w:b/>
-                <w:bCs/>
-                <w:noProof/>
-                <w:sz w:val="18"/>
-                <w:szCs w:val="18"/>
-              </w:rPr>
-              <w:t>piniosec</w:t>
-            </w:r>
-          </w:p>
-          <w:p>
-            <w:pPr>
-              <w:rPr>
-                <w:rFonts w:ascii="Times New Roman" w:hAnsi="Times New Roman" w:cs="Times New Roman"/>
+          </w:tcPr>
+          <w:p>
+            <w:pPr>
+              <w:rPr>
+                <w:rFonts w:ascii="Times New Roman" w:hAnsi="Times New Roman" w:cs="Times New Roman"/>
+                <w:b/>
+                <w:bCs/>
                 <w:caps/>
-                <w:noProof/>
-              </w:rPr>
-            </w:pPr>
-            <w:r>
-              <w:rPr>
-                <w:rFonts w:ascii="Times New Roman" w:hAnsi="Times New Roman" w:cs="Times New Roman"/>
-                <w:noProof/>
-                <w:sz w:val="18"/>
-                <w:szCs w:val="18"/>
-              </w:rPr>
-              <w:t>At opiniosec, I operate at the intersection of complex IT solutions and client-facing sales. My primary responsibility is to identify customer needs and present our technical solutions.</w:t>
+                <w:strike/>
+                <w:noProof/>
+                <w:sz w:val="20"/>
+                <w:szCs w:val="20"/>
+              </w:rPr>
+            </w:pPr>
+            <w:r>
+              <w:rPr>
+                <w:rFonts w:ascii="Times New Roman" w:hAnsi="Times New Roman" w:cs="Times New Roman"/>
+                <w:b/>
+                <w:bCs/>
+                <w:caps/>
+                <w:noProof/>
+                <w:sz w:val="20"/>
+                <w:szCs w:val="20"/>
+              </w:rPr>
+              <w:t>AI</w:t>
+            </w:r>
+            <w:r>
+              <w:rPr>
+                <w:rFonts w:ascii="Times New Roman" w:hAnsi="Times New Roman" w:cs="Times New Roman"/>
+                <w:b/>
+                <w:bCs/>
+                <w:noProof/>
+                <w:sz w:val="20"/>
+                <w:szCs w:val="20"/>
+              </w:rPr>
+              <w:t>-</w:t>
+            </w:r>
+            <w:r>
+              <w:rPr>
+                <w:rFonts w:ascii="Times New Roman" w:hAnsi="Times New Roman" w:cs="Times New Roman"/>
+                <w:b/>
+                <w:bCs/>
+                <w:noProof/>
+                <w:sz w:val="20"/>
+                <w:szCs w:val="20"/>
+              </w:rPr>
+              <w:t>Drivin</w:t>
+            </w:r>
+            <w:r>
+              <w:rPr>
+                <w:rFonts w:ascii="Times New Roman" w:hAnsi="Times New Roman" w:cs="Times New Roman"/>
+                <w:b/>
+                <w:bCs/>
+                <w:noProof/>
+                <w:sz w:val="20"/>
+                <w:szCs w:val="20"/>
+              </w:rPr>
+              <w:t xml:space="preserve"> trading bot</w:t>
+            </w:r>
+          </w:p>
+          <w:p>
+            <w:pPr>
+              <w:pStyle w:val="Listeafsnit"/>
+              <w:numPr>
+                <w:ilvl w:val="0"/>
+                <w:numId w:val="1"/>
+              </w:numPr>
+              <w:rPr>
+                <w:rFonts w:ascii="Times New Roman" w:hAnsi="Times New Roman" w:cs="Times New Roman"/>
+                <w:caps/>
+                <w:noProof/>
+              </w:rPr>
+            </w:pPr>
+            <w:r>
+              <w:rPr>
+                <w:rFonts w:ascii="Times New Roman" w:hAnsi="Times New Roman" w:cs="Times New Roman"/>
+                <w:noProof/>
+                <w:sz w:val="18"/>
+                <w:szCs w:val="18"/>
+              </w:rPr>
+              <w:t xml:space="preserve">Developed an AI-based trading bot </w:t>
+            </w:r>
+            <w:r>
+              <w:rPr>
+                <w:rFonts w:ascii="Times New Roman" w:hAnsi="Times New Roman" w:cs="Times New Roman"/>
+                <w:noProof/>
+                <w:sz w:val="18"/>
+                <w:szCs w:val="18"/>
+              </w:rPr>
+              <w:t>that’s</w:t>
+            </w:r>
+            <w:r>
+              <w:rPr>
+                <w:rFonts w:ascii="Times New Roman" w:hAnsi="Times New Roman" w:cs="Times New Roman"/>
+                <w:noProof/>
+                <w:sz w:val="18"/>
+                <w:szCs w:val="18"/>
+              </w:rPr>
+              <w:t xml:space="preserve"> automatically collecting and analyzing market data. </w:t>
             </w:r>
           </w:p>
         </w:tc>
@@ -1242,36 +1250,6 @@
                 <w:szCs w:val="20"/>
               </w:rPr>
             </w:pPr>
-            <w:r>
-              <w:rPr>
-                <w:rFonts w:ascii="Times New Roman" w:hAnsi="Times New Roman" w:cs="Times New Roman"/>
-                <w:noProof/>
-                <w:sz w:val="18"/>
-                <w:szCs w:val="18"/>
-                <w:lang w:bidi="da-DK"/>
-              </w:rPr>
-              <w:t>June</w:t>
-            </w:r>
-            <w:r>
-              <w:rPr>
-                <w:rFonts w:ascii="Times New Roman" w:hAnsi="Times New Roman" w:cs="Times New Roman"/>
-                <w:noProof/>
-                <w:sz w:val="18"/>
-                <w:szCs w:val="18"/>
-                <w:lang w:bidi="da-DK"/>
-              </w:rPr>
-              <w:t xml:space="preserve"> 2024 - </w:t>
-            </w:r>
-            <w:r>
-              <w:rPr>
-                <w:rFonts w:ascii="Times New Roman" w:hAnsi="Times New Roman" w:cs="Times New Roman"/>
-                <w:noProof/>
-                <w:sz w:val="18"/>
-                <w:szCs w:val="18"/>
-                <w:lang w:bidi="da-DK"/>
-              </w:rPr>
-              <w:t>Present</w:t>
-            </w:r>
           </w:p>
         </w:tc>
         <w:tc>
@@ -1283,47 +1261,23 @@
             <w:pPr>
               <w:rPr>
                 <w:rFonts w:ascii="Times New Roman" w:hAnsi="Times New Roman" w:cs="Times New Roman"/>
-                <w:noProof/>
-                <w:sz w:val="18"/>
-                <w:szCs w:val="18"/>
-                <w:lang w:bidi="da-DK"/>
-              </w:rPr>
-            </w:pPr>
-            <w:r>
-              <w:rPr>
-                <w:rFonts w:ascii="Times New Roman" w:hAnsi="Times New Roman" w:cs="Times New Roman"/>
-                <w:b/>
-                <w:bCs/>
-                <w:noProof/>
-                <w:sz w:val="18"/>
-                <w:szCs w:val="18"/>
-                <w:lang w:bidi="da-DK"/>
-              </w:rPr>
-              <w:t>Server/coordinator</w:t>
-            </w:r>
-            <w:r>
-              <w:rPr>
-                <w:rFonts w:ascii="Times New Roman" w:hAnsi="Times New Roman" w:cs="Times New Roman"/>
-                <w:b/>
-                <w:bCs/>
-                <w:noProof/>
-                <w:sz w:val="18"/>
-                <w:szCs w:val="18"/>
-                <w:lang w:bidi="da-DK"/>
-              </w:rPr>
-              <w:t xml:space="preserve"> - </w:t>
-            </w:r>
-            <w:r>
-              <w:rPr>
-                <w:rFonts w:ascii="Times New Roman" w:hAnsi="Times New Roman" w:cs="Times New Roman"/>
-                <w:b/>
-                <w:bCs/>
-                <w:noProof/>
-                <w:sz w:val="18"/>
-                <w:szCs w:val="18"/>
-                <w:lang w:bidi="da-DK"/>
-              </w:rPr>
-              <w:t>Restaurant Gorilla</w:t>
+                <w:b/>
+                <w:bCs/>
+                <w:noProof/>
+                <w:sz w:val="20"/>
+                <w:szCs w:val="20"/>
+              </w:rPr>
+            </w:pPr>
+            <w:r>
+              <w:rPr>
+                <w:rFonts w:ascii="Times New Roman" w:hAnsi="Times New Roman" w:cs="Times New Roman"/>
+                <w:b/>
+                <w:bCs/>
+                <w:noProof/>
+                <w:sz w:val="20"/>
+                <w:szCs w:val="20"/>
+              </w:rPr>
+              <w:t>Automated workflow solutions</w:t>
             </w:r>
           </w:p>
           <w:p>
@@ -1347,19 +1301,8 @@
                 <w:noProof/>
                 <w:sz w:val="18"/>
                 <w:szCs w:val="18"/>
-                <w:lang w:bidi="da-DK"/>
-              </w:rPr>
-              <w:t>R</w:t>
-            </w:r>
-            <w:r>
-              <w:rPr>
-                <w:rFonts w:ascii="Times New Roman" w:hAnsi="Times New Roman" w:cs="Times New Roman"/>
-                <w:noProof/>
-                <w:sz w:val="18"/>
-                <w:szCs w:val="18"/>
-                <w:lang w:bidi="da-DK"/>
-              </w:rPr>
-              <w:t>esource planning and ensuring strict time management in a high-pressure environment.</w:t>
+              </w:rPr>
+              <w:t>Automated repetitive business processes using Microsoft Power Automate.</w:t>
             </w:r>
           </w:p>
         </w:tc>
@@ -1502,16 +1445,16 @@
                 <w:sz w:val="18"/>
                 <w:szCs w:val="18"/>
               </w:rPr>
-              <w:t xml:space="preserve">SQL - </w:t>
-            </w:r>
-            <w:r>
-              <w:rPr>
-                <w:rFonts w:ascii="Times New Roman" w:hAnsi="Times New Roman" w:cs="Times New Roman"/>
-                <w:noProof/>
-                <w:sz w:val="18"/>
-                <w:szCs w:val="18"/>
-              </w:rPr>
-              <w:t xml:space="preserve">Data structuring </w:t>
+              <w:t>LLM’s</w:t>
+            </w:r>
+            <w:r>
+              <w:rPr>
+                <w:rFonts w:ascii="Times New Roman" w:hAnsi="Times New Roman" w:cs="Times New Roman"/>
+                <w:noProof/>
+                <w:sz w:val="18"/>
+                <w:szCs w:val="18"/>
+              </w:rPr>
+              <w:t xml:space="preserve"> </w:t>
             </w:r>
           </w:p>
         </w:tc>
@@ -1538,7 +1481,7 @@
                 <w:sz w:val="18"/>
                 <w:szCs w:val="18"/>
               </w:rPr>
-              <w:t>Experienced</w:t>
+              <w:t>Advanced</w:t>
             </w:r>
           </w:p>
         </w:tc>
@@ -1652,7 +1595,16 @@
                 <w:sz w:val="18"/>
                 <w:szCs w:val="18"/>
               </w:rPr>
-              <w:t>Power BI</w:t>
+              <w:t xml:space="preserve">Power </w:t>
+            </w:r>
+            <w:r>
+              <w:rPr>
+                <w:rFonts w:ascii="Times New Roman" w:hAnsi="Times New Roman" w:cs="Times New Roman"/>
+                <w:noProof/>
+                <w:sz w:val="18"/>
+                <w:szCs w:val="18"/>
+              </w:rPr>
+              <w:t>Automate</w:t>
             </w:r>
           </w:p>
         </w:tc>
